--- a/submission/GCB/Translated_Abstract_zh.docx
+++ b/submission/GCB/Translated_Abstract_zh.docx
@@ -83,7 +83,7 @@
         <w:t xml:space="preserve">年间,中国大陆主要观鸟记录数据库中的年观鸟次数增长了约</w:t>
       </w:r>
       <w:r>
-        <w:t xml:space="preserve"> 175 </w:t>
+        <w:t xml:space="preserve"> 200 </w:t>
       </w:r>
       <w:r>
         <w:rPr>
@@ -101,7 +101,7 @@
         <w:t xml:space="preserve">条鸟类省级新纪录,在</w:t>
       </w:r>
       <w:r>
-        <w:t xml:space="preserve"> 175,901 </w:t>
+        <w:t xml:space="preserve"> 175,640 </w:t>
       </w:r>
       <w:r>
         <w:rPr>
@@ -179,7 +179,7 @@
         <w:rPr>
           <w:rFonts w:hint="eastAsia"/>
         </w:rPr>
-        <w:t xml:space="preserve">1.22–1.52)与调查努力(1.40,1.25–1.58)的贡献相当,且二者呈负交互(0.85,0.76–0.95)。保持数据结构的置换零分布使变暖估计的中心落在</w:t>
+        <w:t xml:space="preserve">1.22–1.53)与调查努力(1.43,1.27–1.61)的贡献相当,且二者呈负交互(0.84,0.75–0.94)。保持数据结构的置换零分布使变暖估计的中心落在</w:t>
       </w:r>
       <w:r>
         <w:t xml:space="preserve"> </w:t>
@@ -188,7 +188,7 @@
         <w:rPr>
           <w:rFonts w:hint="eastAsia"/>
         </w:rPr>
-        <w:t xml:space="preserve">1.157,因此物种特异的部分约为</w:t>
+        <w:t xml:space="preserve">1.161,因此物种特异的部分约为</w:t>
       </w:r>
       <w:r>
         <w:t xml:space="preserve"> </w:t>
@@ -206,7 +206,7 @@
         <w:rPr>
           <w:rFonts w:hint="eastAsia"/>
         </w:rPr>
-        <w:t xml:space="preserve">0.980。省份</w:t>
+        <w:t xml:space="preserve">0.979。省份</w:t>
       </w:r>
       <w:r>
         <w:t xml:space="preserve"> × </w:t>
@@ -245,7 +245,7 @@
         <w:t xml:space="preserve">年的</w:t>
       </w:r>
       <w:r>
-        <w:t xml:space="preserve"> 2.18 </w:t>
+        <w:t xml:space="preserve"> 2.14 </w:t>
       </w:r>
       <w:r>
         <w:rPr>
@@ -269,7 +269,7 @@
         <w:rPr>
           <w:rFonts w:hint="eastAsia"/>
         </w:rPr>
-        <w:t xml:space="preserve">1.07,而变暖的回报未见可检测的变化。新纪录相对于物种分布区中心看似偏向东方,但这一格局仅凭地理位置即可重现;以调查努力加权的零假设为参照,新纪录的位置略偏北于预期。因此,新纪录在相近的程度上同时反映了气候与观测,而记录所标注的年份决定了哪一方看起来占主导。</w:t>
+        <w:t xml:space="preserve">1.13,而变暖的回报未见可检测的变化。新纪录相对于物种分布区中心看似偏向东方,但这一格局仅凭地理位置即可重现;以调查努力加权的零假设为参照,新纪录的位置略偏北于预期。因此,新纪录在相近的程度上同时反映了气候与观测,而记录所标注的年份决定了哪一方看起来占主导。</w:t>
       </w:r>
     </w:p>
     <w:p>
